--- a/assets/Lodovico-Resume-3-9-23.docx
+++ b/assets/Lodovico-Resume-3-9-23.docx
@@ -47,7 +47,6 @@
                 <w15:appearance w15:val="hidden"/>
                 <w:text w:multiLine="1"/>
               </w:sdtPr>
-              <w:sdtEndPr/>
               <w:sdtContent>
                 <w:r>
                   <w:rPr>
@@ -78,7 +77,6 @@
                 <w15:appearance w15:val="hidden"/>
                 <w:text w:multiLine="1"/>
               </w:sdtPr>
-              <w:sdtEndPr/>
               <w:sdtContent>
                 <w:r>
                   <w:rPr>
@@ -124,7 +122,6 @@
                   <w15:appearance w15:val="hidden"/>
                   <w:text w:multiLine="1"/>
                 </w:sdtPr>
-                <w:sdtEndPr/>
                 <w:sdtContent>
                   <w:tc>
                     <w:tcPr>
@@ -421,7 +418,6 @@
               <w:sdt>
                 <w:sdtPr>
                   <w:rPr>
-                    <w:rStyle w:val="Header"/>
                     <w:rFonts w:ascii="Segoe UI" w:hAnsi="Segoe UI" w:cs="Segoe UI"/>
                     <w:bdr w:val="none" w:sz="0" w:space="0" w:color="auto" w:frame="1"/>
                     <w:shd w:val="clear" w:color="auto" w:fill="FFFFFF"/>
@@ -451,7 +447,6 @@
                       </w:pPr>
                       <w:r>
                         <w:rPr>
-                          <w:rStyle w:val="Header"/>
                           <w:rFonts w:ascii="Segoe UI" w:hAnsi="Segoe UI" w:cs="Segoe UI"/>
                           <w:bdr w:val="none" w:sz="0" w:space="0" w:color="auto" w:frame="1"/>
                           <w:shd w:val="clear" w:color="auto" w:fill="FFFFFF"/>
@@ -1438,7 +1433,6 @@
                   <w15:appearance w15:val="hidden"/>
                   <w:text w:multiLine="1"/>
                 </w:sdtPr>
-                <w:sdtEndPr/>
                 <w:sdtContent>
                   <w:tc>
                     <w:tcPr>
@@ -3242,7 +3236,6 @@
           <w:showingPlcHdr/>
           <w15:appearance w15:val="hidden"/>
         </w:sdtPr>
-        <w:sdtEndPr/>
         <w:sdtContent>
           <w:r>
             <w:rPr>
@@ -3334,13 +3327,8 @@
             <w:pPr>
               <w:pStyle w:val="ListBullet"/>
             </w:pPr>
-            <w:proofErr w:type="spellStart"/>
             <w:r>
-              <w:t>DevSecOps</w:t>
-            </w:r>
-            <w:proofErr w:type="spellEnd"/>
-            <w:r>
-              <w:t xml:space="preserve"> (BOM, Pen Testing, Static Code Analysis)</w:t>
+              <w:t>DevSecOps (BOM, Pen Testing, Static Code Analysis)</w:t>
             </w:r>
           </w:p>
           <w:p>
@@ -3421,10 +3409,7 @@
               </w:numPr>
             </w:pPr>
             <w:r>
-              <w:t xml:space="preserve">Azure </w:t>
-            </w:r>
-            <w:r>
-              <w:t>DevOps Expert</w:t>
+              <w:t>Azure DevOps Expert</w:t>
             </w:r>
           </w:p>
           <w:p>
@@ -3436,10 +3421,7 @@
               </w:numPr>
             </w:pPr>
             <w:r>
-              <w:t xml:space="preserve">Azure </w:t>
-            </w:r>
-            <w:r>
-              <w:t>Administration Associate</w:t>
+              <w:t>Azure Administration Associate</w:t>
             </w:r>
           </w:p>
           <w:p>
@@ -3501,7 +3483,6 @@
           <w:showingPlcHdr/>
           <w15:appearance w15:val="hidden"/>
         </w:sdtPr>
-        <w:sdtEndPr/>
         <w:sdtContent>
           <w:r>
             <w:rPr>
@@ -3649,19 +3630,11 @@
     </w:p>
     <w:p>
       <w:r>
-        <w:t>Design and develop APIs for mobile, web, and b2b</w:t>
-      </w:r>
-      <w:r>
-        <w:t>.</w:t>
+        <w:t>Design and develop APIs for mobile, web, and b2b.</w:t>
       </w:r>
       <w:r>
         <w:br/>
-      </w:r>
-      <w:r>
-        <w:t xml:space="preserve">Led an international team of </w:t>
-      </w:r>
-      <w:r>
-        <w:t>engineers.</w:t>
+        <w:t>Led an international team of engineers.</w:t>
       </w:r>
     </w:p>
     <w:p>
@@ -3697,32 +3670,7 @@
           <w:sz w:val="28"/>
           <w:szCs w:val="28"/>
         </w:rPr>
-        <w:t xml:space="preserve">Principle Software Eng. </w:t>
-      </w:r>
-      <w:r>
-        <w:rPr>
-          <w:sz w:val="28"/>
-          <w:szCs w:val="28"/>
-        </w:rPr>
-        <w:t xml:space="preserve">/ </w:t>
-      </w:r>
-      <w:proofErr w:type="spellStart"/>
-      <w:r>
-        <w:rPr>
-          <w:rStyle w:val="Emphasis"/>
-          <w:sz w:val="28"/>
-          <w:szCs w:val="28"/>
-        </w:rPr>
-        <w:t>Thermo</w:t>
-      </w:r>
-      <w:proofErr w:type="spellEnd"/>
-      <w:r>
-        <w:rPr>
-          <w:rStyle w:val="Emphasis"/>
-          <w:sz w:val="28"/>
-          <w:szCs w:val="28"/>
-        </w:rPr>
-        <w:t xml:space="preserve"> Fisher Scientific</w:t>
+        <w:t xml:space="preserve">Principle Software Eng. / </w:t>
       </w:r>
       <w:r>
         <w:rPr>
@@ -3730,32 +3678,7 @@
           <w:sz w:val="28"/>
           <w:szCs w:val="28"/>
         </w:rPr>
-        <w:t xml:space="preserve">, </w:t>
-      </w:r>
-      <w:r>
-        <w:rPr>
-          <w:rStyle w:val="Emphasis"/>
-          <w:sz w:val="28"/>
-          <w:szCs w:val="28"/>
-        </w:rPr>
-        <w:t>Branford</w:t>
-      </w:r>
-      <w:r>
-        <w:rPr>
-          <w:rStyle w:val="Emphasis"/>
-          <w:sz w:val="28"/>
-          <w:szCs w:val="28"/>
-        </w:rPr>
-        <w:t>, CT</w:t>
-      </w:r>
-    </w:p>
-    <w:p>
-      <w:r>
-        <w:t>Design and develop APIs for mobile, web, and b2b.</w:t>
-      </w:r>
-      <w:r>
-        <w:br/>
-        <w:t>Led an international team of engineers.</w:t>
+        <w:t>Thermo Fisher Scientific, Branford, CT</w:t>
       </w:r>
     </w:p>
     <w:p>
@@ -3763,26 +3686,18 @@
         <w:pStyle w:val="Heading3"/>
       </w:pPr>
       <w:r>
-        <w:t>APRIL</w:t>
+        <w:rPr>
+          <w:rFonts w:eastAsiaTheme="minorHAnsi" w:cstheme="minorBidi"/>
+          <w:caps w:val="0"/>
+          <w:szCs w:val="22"/>
+        </w:rPr>
+        <w:t>Developed platform applications using Java, Docker, Kubernetes, and AWS.</w:t>
       </w:r>
-      <w:r>
-        <w:t xml:space="preserve"> 201</w:t>
-      </w:r>
-      <w:r>
-        <w:t>4</w:t>
-      </w:r>
-      <w:r>
-        <w:t xml:space="preserve"> –</w:t>
-      </w:r>
-      <w:r>
-        <w:t xml:space="preserve"> </w:t>
-      </w:r>
-      <w:r>
-        <w:t>JULY</w:t>
-      </w:r>
-      <w:r>
-        <w:t xml:space="preserve"> 2020</w:t>
-      </w:r>
+    </w:p>
+    <w:p>
+      <w:pPr>
+        <w:pStyle w:val="Heading3"/>
+      </w:pPr>
     </w:p>
     <w:p>
       <w:pPr>
@@ -3825,19 +3740,18 @@
     </w:p>
     <w:p>
       <w:r>
-        <w:t>Design and develop APIs for mobile, web, and b2b.</w:t>
+        <w:t>Develop CI/CD pipelines in Jenkins and AWS.</w:t>
       </w:r>
       <w:r>
         <w:br/>
-        <w:t>Led an international team of engineers.</w:t>
+      </w:r>
+      <w:r>
+        <w:t xml:space="preserve">Managed reviews and professional </w:t>
+      </w:r>
+      <w:r>
+        <w:t>development.</w:t>
       </w:r>
     </w:p>
-    <w:p>
-      <w:r>
-        <w:br w:type="page"/>
-      </w:r>
-    </w:p>
-    <w:p/>
     <w:p>
       <w:pPr>
         <w:pStyle w:val="Heading1"/>
@@ -3854,7 +3768,6 @@
           <w:showingPlcHdr/>
           <w15:appearance w15:val="hidden"/>
         </w:sdtPr>
-        <w:sdtEndPr/>
         <w:sdtContent>
           <w:r>
             <w:rPr>
@@ -4786,6 +4699,7 @@
     <w:lsdException w:name="HTML Sample" w:semiHidden="1" w:unhideWhenUsed="1"/>
     <w:lsdException w:name="HTML Typewriter" w:semiHidden="1" w:unhideWhenUsed="1"/>
     <w:lsdException w:name="HTML Variable" w:semiHidden="1" w:unhideWhenUsed="1"/>
+    <w:lsdException w:name="Normal Table" w:semiHidden="1" w:unhideWhenUsed="1"/>
     <w:lsdException w:name="annotation subject" w:semiHidden="1" w:unhideWhenUsed="1"/>
     <w:lsdException w:name="No List" w:semiHidden="1" w:unhideWhenUsed="1"/>
     <w:lsdException w:name="Outline List 1" w:semiHidden="1" w:unhideWhenUsed="1"/>
@@ -4831,9 +4745,11 @@
     <w:lsdException w:name="Table Subtle 1" w:semiHidden="1" w:unhideWhenUsed="1"/>
     <w:lsdException w:name="Table Subtle 2" w:semiHidden="1" w:unhideWhenUsed="1"/>
     <w:lsdException w:name="Table Web 1" w:semiHidden="1" w:unhideWhenUsed="1"/>
+    <w:lsdException w:name="Table Web 2" w:semiHidden="1" w:unhideWhenUsed="1"/>
     <w:lsdException w:name="Table Web 3" w:semiHidden="1" w:unhideWhenUsed="1"/>
     <w:lsdException w:name="Balloon Text" w:semiHidden="1" w:unhideWhenUsed="1"/>
     <w:lsdException w:name="Table Grid" w:uiPriority="39"/>
+    <w:lsdException w:name="Table Theme" w:semiHidden="1" w:unhideWhenUsed="1"/>
     <w:lsdException w:name="Placeholder Text" w:semiHidden="1"/>
     <w:lsdException w:name="No Spacing" w:semiHidden="1" w:uiPriority="1" w:unhideWhenUsed="1" w:qFormat="1"/>
     <w:lsdException w:name="Light Shading" w:uiPriority="60"/>
@@ -5264,6 +5180,7 @@
   <w:style w:type="character" w:default="1" w:styleId="DefaultParagraphFont">
     <w:name w:val="Default Paragraph Font"/>
     <w:uiPriority w:val="1"/>
+    <w:semiHidden/>
     <w:unhideWhenUsed/>
   </w:style>
   <w:style w:type="table" w:default="1" w:styleId="TableNormal">
@@ -30335,7 +30252,9 @@
   </w:compat>
   <w:rsids>
     <w:rsidRoot w:val="001D6E7A"/>
+    <w:rsid w:val="00017D25"/>
     <w:rsid w:val="001D6E7A"/>
+    <w:rsid w:val="00210633"/>
   </w:rsids>
   <m:mathPr>
     <m:mathFont m:val="Cambria Math"/>
@@ -30790,12 +30709,6 @@
   <w:style w:type="paragraph" w:customStyle="1" w:styleId="BA4E1AF181354EEF9CE6D4B0D223A89A">
     <w:name w:val="BA4E1AF181354EEF9CE6D4B0D223A89A"/>
   </w:style>
-  <w:style w:type="paragraph" w:customStyle="1" w:styleId="E4E89F451F79487CB68C46887CCE0B0A">
-    <w:name w:val="E4E89F451F79487CB68C46887CCE0B0A"/>
-  </w:style>
-  <w:style w:type="paragraph" w:customStyle="1" w:styleId="5FD6F7C861B0457A8A0ABE9F3065A0C4">
-    <w:name w:val="5FD6F7C861B0457A8A0ABE9F3065A0C4"/>
-  </w:style>
   <w:style w:type="paragraph" w:customStyle="1" w:styleId="DE430F27206A47EC9CB964FA435E7140">
     <w:name w:val="DE430F27206A47EC9CB964FA435E7140"/>
   </w:style>
@@ -30805,38 +30718,11 @@
   <w:style w:type="paragraph" w:customStyle="1" w:styleId="696F996098B7449AA9327DFE56E92BE3">
     <w:name w:val="696F996098B7449AA9327DFE56E92BE3"/>
   </w:style>
-  <w:style w:type="paragraph" w:customStyle="1" w:styleId="A200E587C323455D8A941C03B0B34044">
-    <w:name w:val="A200E587C323455D8A941C03B0B34044"/>
-  </w:style>
   <w:style w:type="paragraph" w:customStyle="1" w:styleId="5EAA6AD5328E47EBA4F87EC4BE48048B">
     <w:name w:val="5EAA6AD5328E47EBA4F87EC4BE48048B"/>
   </w:style>
-  <w:style w:type="paragraph" w:customStyle="1" w:styleId="22BA036E368342D4BF8EA7ED78E372D4">
-    <w:name w:val="22BA036E368342D4BF8EA7ED78E372D4"/>
-  </w:style>
-  <w:style w:type="paragraph" w:customStyle="1" w:styleId="8B99F668C6EB4181803C590E3441FD0A">
-    <w:name w:val="8B99F668C6EB4181803C590E3441FD0A"/>
-  </w:style>
-  <w:style w:type="paragraph" w:customStyle="1" w:styleId="F70896B366394A0F810D9DBD71BADE2E">
-    <w:name w:val="F70896B366394A0F810D9DBD71BADE2E"/>
-  </w:style>
-  <w:style w:type="paragraph" w:customStyle="1" w:styleId="18C7CC3A86924E939ECFA5F0550233E3">
-    <w:name w:val="18C7CC3A86924E939ECFA5F0550233E3"/>
-  </w:style>
-  <w:style w:type="paragraph" w:customStyle="1" w:styleId="A5B8B52243A04BE697B51CDA6197A032">
-    <w:name w:val="A5B8B52243A04BE697B51CDA6197A032"/>
-  </w:style>
   <w:style w:type="paragraph" w:customStyle="1" w:styleId="50A77158999D4920AD23935567D9B75F">
     <w:name w:val="50A77158999D4920AD23935567D9B75F"/>
-  </w:style>
-  <w:style w:type="paragraph" w:customStyle="1" w:styleId="72724F94C6214B3382301E9288D120AF">
-    <w:name w:val="72724F94C6214B3382301E9288D120AF"/>
-  </w:style>
-  <w:style w:type="paragraph" w:customStyle="1" w:styleId="AF00494C23E849F388D5598B468AFBF5">
-    <w:name w:val="AF00494C23E849F388D5598B468AFBF5"/>
-  </w:style>
-  <w:style w:type="paragraph" w:customStyle="1" w:styleId="732C51AF292442758567E15EB27F2F10">
-    <w:name w:val="732C51AF292442758567E15EB27F2F10"/>
   </w:style>
   <w:style w:type="character" w:styleId="Emphasis">
     <w:name w:val="Emphasis"/>
@@ -30850,89 +30736,8 @@
       <w:color w:val="595959" w:themeColor="text1" w:themeTint="A6"/>
     </w:rPr>
   </w:style>
-  <w:style w:type="paragraph" w:customStyle="1" w:styleId="3E189113A207487E89F112FB7F246D13">
-    <w:name w:val="3E189113A207487E89F112FB7F246D13"/>
-  </w:style>
-  <w:style w:type="paragraph" w:customStyle="1" w:styleId="789E9A7ADE0B406E8EDECC4F8B5BACF5">
-    <w:name w:val="789E9A7ADE0B406E8EDECC4F8B5BACF5"/>
-  </w:style>
-  <w:style w:type="paragraph" w:customStyle="1" w:styleId="29A7E93A684143028F85AA11904C279C">
-    <w:name w:val="29A7E93A684143028F85AA11904C279C"/>
-  </w:style>
-  <w:style w:type="paragraph" w:customStyle="1" w:styleId="4E70F290D6C944E983523E7DD93CAEEB">
-    <w:name w:val="4E70F290D6C944E983523E7DD93CAEEB"/>
-  </w:style>
-  <w:style w:type="paragraph" w:customStyle="1" w:styleId="2857D8C76F38440380C7608099167BEA">
-    <w:name w:val="2857D8C76F38440380C7608099167BEA"/>
-  </w:style>
-  <w:style w:type="paragraph" w:customStyle="1" w:styleId="9F3C0697303049D8932332EB7CDE5DC2">
-    <w:name w:val="9F3C0697303049D8932332EB7CDE5DC2"/>
-  </w:style>
-  <w:style w:type="paragraph" w:customStyle="1" w:styleId="4F33C5B74BC94DFBA5A304F411027BA7">
-    <w:name w:val="4F33C5B74BC94DFBA5A304F411027BA7"/>
-  </w:style>
   <w:style w:type="paragraph" w:customStyle="1" w:styleId="526E6C1022024D4ABCFFF5C15093C6E5">
     <w:name w:val="526E6C1022024D4ABCFFF5C15093C6E5"/>
-  </w:style>
-  <w:style w:type="paragraph" w:customStyle="1" w:styleId="D1E1D0B8BDCA4D13A841B234C9C9D73A">
-    <w:name w:val="D1E1D0B8BDCA4D13A841B234C9C9D73A"/>
-  </w:style>
-  <w:style w:type="paragraph" w:customStyle="1" w:styleId="6B74B7806CF649E283A0BD9F6ADFAC8C">
-    <w:name w:val="6B74B7806CF649E283A0BD9F6ADFAC8C"/>
-  </w:style>
-  <w:style w:type="paragraph" w:customStyle="1" w:styleId="2C6D0054A57F42A8BD0677629B952F39">
-    <w:name w:val="2C6D0054A57F42A8BD0677629B952F39"/>
-  </w:style>
-  <w:style w:type="paragraph" w:customStyle="1" w:styleId="F97A48D0E44A44EFA8F06D6F5FDD711F">
-    <w:name w:val="F97A48D0E44A44EFA8F06D6F5FDD711F"/>
-  </w:style>
-  <w:style w:type="paragraph" w:customStyle="1" w:styleId="D56D7CFF32C747E18F94596C53B9A3B8">
-    <w:name w:val="D56D7CFF32C747E18F94596C53B9A3B8"/>
-  </w:style>
-  <w:style w:type="paragraph" w:customStyle="1" w:styleId="E7F335CC0D0543BD8FFD31CAF2D2E840">
-    <w:name w:val="E7F335CC0D0543BD8FFD31CAF2D2E840"/>
-  </w:style>
-  <w:style w:type="paragraph" w:customStyle="1" w:styleId="87BC47F6BD1A4EE4BE189802C102ACAF">
-    <w:name w:val="87BC47F6BD1A4EE4BE189802C102ACAF"/>
-  </w:style>
-  <w:style w:type="paragraph" w:customStyle="1" w:styleId="9FC3182B8B7A4155ACB77B4CA01997DF">
-    <w:name w:val="9FC3182B8B7A4155ACB77B4CA01997DF"/>
-  </w:style>
-  <w:style w:type="paragraph" w:customStyle="1" w:styleId="ACED497884A64D72B33A6348A8929C56">
-    <w:name w:val="ACED497884A64D72B33A6348A8929C56"/>
-  </w:style>
-  <w:style w:type="paragraph" w:customStyle="1" w:styleId="AF971AA9040C454A9A7DD92144352F0D">
-    <w:name w:val="AF971AA9040C454A9A7DD92144352F0D"/>
-  </w:style>
-  <w:style w:type="paragraph" w:customStyle="1" w:styleId="525D9689A3C24DEAAC338D0BBA27DEC0">
-    <w:name w:val="525D9689A3C24DEAAC338D0BBA27DEC0"/>
-  </w:style>
-  <w:style w:type="paragraph" w:customStyle="1" w:styleId="62D489D6375441AFA02C40BF0949D597">
-    <w:name w:val="62D489D6375441AFA02C40BF0949D597"/>
-  </w:style>
-  <w:style w:type="paragraph" w:customStyle="1" w:styleId="E5C0ACC3126A4C78BEC53F2250D9837B">
-    <w:name w:val="E5C0ACC3126A4C78BEC53F2250D9837B"/>
-    <w:rsid w:val="001D6E7A"/>
-  </w:style>
-  <w:style w:type="paragraph" w:customStyle="1" w:styleId="2C917236969F4F8C8D77F1080678D76F">
-    <w:name w:val="2C917236969F4F8C8D77F1080678D76F"/>
-    <w:rsid w:val="001D6E7A"/>
-  </w:style>
-  <w:style w:type="paragraph" w:customStyle="1" w:styleId="471D65F3BC134AED8831F0BB8E330E27">
-    <w:name w:val="471D65F3BC134AED8831F0BB8E330E27"/>
-    <w:rsid w:val="001D6E7A"/>
-  </w:style>
-  <w:style w:type="paragraph" w:customStyle="1" w:styleId="FDB282EF038A4A26ABD3ABA256CFFADA">
-    <w:name w:val="FDB282EF038A4A26ABD3ABA256CFFADA"/>
-    <w:rsid w:val="001D6E7A"/>
-  </w:style>
-  <w:style w:type="paragraph" w:customStyle="1" w:styleId="7872B03047A14D97A8A558A8616D0DA3">
-    <w:name w:val="7872B03047A14D97A8A558A8616D0DA3"/>
-    <w:rsid w:val="001D6E7A"/>
-  </w:style>
-  <w:style w:type="paragraph" w:customStyle="1" w:styleId="13F1C00001B54DB0AE190D4181ACDFD8">
-    <w:name w:val="13F1C00001B54DB0AE190D4181ACDFD8"/>
-    <w:rsid w:val="001D6E7A"/>
   </w:style>
 </w:styles>
 </file>

--- a/assets/Lodovico-Resume-3-9-23.docx
+++ b/assets/Lodovico-Resume-3-9-23.docx
@@ -29,13 +29,15 @@
             <w:pPr>
               <w:pStyle w:val="Title"/>
               <w:rPr>
-                <w:sz w:val="56"/>
+                <w:sz w:val="52"/>
+                <w:szCs w:val="52"/>
               </w:rPr>
             </w:pPr>
             <w:sdt>
               <w:sdtPr>
                 <w:rPr>
-                  <w:sz w:val="56"/>
+                  <w:sz w:val="52"/>
+                  <w:szCs w:val="52"/>
                 </w:rPr>
                 <w:alias w:val="Enter first name:"/>
                 <w:tag w:val="Enter first name:"/>
@@ -50,7 +52,8 @@
               <w:sdtContent>
                 <w:r>
                   <w:rPr>
-                    <w:sz w:val="56"/>
+                    <w:sz w:val="52"/>
+                    <w:szCs w:val="52"/>
                   </w:rPr>
                   <w:t>Lodovico</w:t>
                 </w:r>
@@ -58,14 +61,16 @@
             </w:sdt>
             <w:r>
               <w:rPr>
-                <w:sz w:val="56"/>
+                <w:sz w:val="52"/>
+                <w:szCs w:val="52"/>
               </w:rPr>
               <w:br/>
             </w:r>
             <w:sdt>
               <w:sdtPr>
                 <w:rPr>
-                  <w:sz w:val="56"/>
+                  <w:sz w:val="52"/>
+                  <w:szCs w:val="52"/>
                 </w:rPr>
                 <w:alias w:val="Enter last name:"/>
                 <w:tag w:val="Enter last name:"/>
@@ -80,7 +85,8 @@
               <w:sdtContent>
                 <w:r>
                   <w:rPr>
-                    <w:sz w:val="56"/>
+                    <w:sz w:val="52"/>
+                    <w:szCs w:val="52"/>
                   </w:rPr>
                   <w:t>Minnocci</w:t>
                 </w:r>
@@ -3204,19 +3210,52 @@
       </w:tr>
     </w:tbl>
     <w:p>
+      <w:pPr>
+        <w:rPr>
+          <w:sz w:val="20"/>
+          <w:szCs w:val="20"/>
+        </w:rPr>
+      </w:pPr>
       <w:r>
-        <w:t xml:space="preserve">Help create </w:t>
+        <w:rPr>
+          <w:sz w:val="20"/>
+          <w:szCs w:val="20"/>
+        </w:rPr>
+        <w:t>I h</w:t>
       </w:r>
       <w:r>
+        <w:rPr>
+          <w:sz w:val="20"/>
+          <w:szCs w:val="20"/>
+        </w:rPr>
+        <w:t xml:space="preserve">elp create </w:t>
+      </w:r>
+      <w:r>
+        <w:rPr>
+          <w:sz w:val="20"/>
+          <w:szCs w:val="20"/>
+        </w:rPr>
         <w:t>enterprise</w:t>
       </w:r>
       <w:r>
+        <w:rPr>
+          <w:sz w:val="20"/>
+          <w:szCs w:val="20"/>
+        </w:rPr>
         <w:t xml:space="preserve"> solutions using my </w:t>
       </w:r>
       <w:r>
+        <w:rPr>
+          <w:sz w:val="20"/>
+          <w:szCs w:val="20"/>
+        </w:rPr>
         <w:t>25+ years of e</w:t>
       </w:r>
       <w:r>
+        <w:rPr>
+          <w:sz w:val="20"/>
+          <w:szCs w:val="20"/>
+        </w:rPr>
         <w:t xml:space="preserve">xperience in software development, DevOps, Security, and IT.  </w:t>
       </w:r>
     </w:p>
@@ -3273,8 +3312,16 @@
                 <w:ilvl w:val="0"/>
                 <w:numId w:val="4"/>
               </w:numPr>
+              <w:rPr>
+                <w:sz w:val="20"/>
+                <w:szCs w:val="20"/>
+              </w:rPr>
             </w:pPr>
             <w:r>
+              <w:rPr>
+                <w:sz w:val="20"/>
+                <w:szCs w:val="20"/>
+              </w:rPr>
               <w:t>Azure Cloud Architecture and Administration</w:t>
             </w:r>
           </w:p>
@@ -3285,8 +3332,16 @@
                 <w:ilvl w:val="0"/>
                 <w:numId w:val="4"/>
               </w:numPr>
+              <w:rPr>
+                <w:sz w:val="20"/>
+                <w:szCs w:val="20"/>
+              </w:rPr>
             </w:pPr>
             <w:r>
+              <w:rPr>
+                <w:sz w:val="20"/>
+                <w:szCs w:val="20"/>
+              </w:rPr>
               <w:t>Azure DevOps Administration and Pipeline Development (CI/CD)</w:t>
             </w:r>
           </w:p>
@@ -3297,8 +3352,16 @@
                 <w:ilvl w:val="0"/>
                 <w:numId w:val="4"/>
               </w:numPr>
+              <w:rPr>
+                <w:sz w:val="20"/>
+                <w:szCs w:val="20"/>
+              </w:rPr>
             </w:pPr>
             <w:r>
+              <w:rPr>
+                <w:sz w:val="20"/>
+                <w:szCs w:val="20"/>
+              </w:rPr>
               <w:t>Application Logging Integrations</w:t>
             </w:r>
           </w:p>
@@ -3309,8 +3372,16 @@
                 <w:ilvl w:val="0"/>
                 <w:numId w:val="4"/>
               </w:numPr>
+              <w:rPr>
+                <w:sz w:val="20"/>
+                <w:szCs w:val="20"/>
+              </w:rPr>
             </w:pPr>
             <w:r>
+              <w:rPr>
+                <w:sz w:val="20"/>
+                <w:szCs w:val="20"/>
+              </w:rPr>
               <w:t>Monitoring and alerting</w:t>
             </w:r>
           </w:p>
@@ -3326,40 +3397,89 @@
           <w:p>
             <w:pPr>
               <w:pStyle w:val="ListBullet"/>
+              <w:rPr>
+                <w:sz w:val="20"/>
+                <w:szCs w:val="20"/>
+              </w:rPr>
             </w:pPr>
+            <w:proofErr w:type="spellStart"/>
             <w:r>
-              <w:t>DevSecOps (BOM, Pen Testing, Static Code Analysis)</w:t>
+              <w:rPr>
+                <w:sz w:val="20"/>
+                <w:szCs w:val="20"/>
+              </w:rPr>
+              <w:t>DevSecOps</w:t>
+            </w:r>
+            <w:proofErr w:type="spellEnd"/>
+            <w:r>
+              <w:rPr>
+                <w:sz w:val="20"/>
+                <w:szCs w:val="20"/>
+              </w:rPr>
+              <w:t xml:space="preserve"> (BOM, Pen Testing, Static Code Analysis)</w:t>
             </w:r>
           </w:p>
           <w:p>
             <w:pPr>
               <w:pStyle w:val="ListBullet"/>
+              <w:rPr>
+                <w:sz w:val="20"/>
+                <w:szCs w:val="20"/>
+              </w:rPr>
             </w:pPr>
             <w:r>
+              <w:rPr>
+                <w:sz w:val="20"/>
+                <w:szCs w:val="20"/>
+              </w:rPr>
               <w:t xml:space="preserve">SOC2 Compliance </w:t>
             </w:r>
           </w:p>
           <w:p>
             <w:pPr>
               <w:pStyle w:val="ListBullet"/>
+              <w:rPr>
+                <w:sz w:val="20"/>
+                <w:szCs w:val="20"/>
+              </w:rPr>
             </w:pPr>
             <w:r>
+              <w:rPr>
+                <w:sz w:val="20"/>
+                <w:szCs w:val="20"/>
+              </w:rPr>
               <w:t>Software and IT Security</w:t>
             </w:r>
           </w:p>
           <w:p>
             <w:pPr>
               <w:pStyle w:val="ListBullet"/>
+              <w:rPr>
+                <w:sz w:val="20"/>
+                <w:szCs w:val="20"/>
+              </w:rPr>
             </w:pPr>
             <w:r>
+              <w:rPr>
+                <w:sz w:val="20"/>
+                <w:szCs w:val="20"/>
+              </w:rPr>
               <w:t xml:space="preserve">Software Design </w:t>
             </w:r>
           </w:p>
           <w:p>
             <w:pPr>
               <w:pStyle w:val="ListBullet"/>
+              <w:rPr>
+                <w:sz w:val="20"/>
+                <w:szCs w:val="20"/>
+              </w:rPr>
             </w:pPr>
             <w:r>
+              <w:rPr>
+                <w:sz w:val="20"/>
+                <w:szCs w:val="20"/>
+              </w:rPr>
               <w:t>Managing people</w:t>
             </w:r>
           </w:p>
@@ -3407,8 +3527,16 @@
                 <w:ilvl w:val="0"/>
                 <w:numId w:val="4"/>
               </w:numPr>
+              <w:rPr>
+                <w:sz w:val="20"/>
+                <w:szCs w:val="20"/>
+              </w:rPr>
             </w:pPr>
             <w:r>
+              <w:rPr>
+                <w:sz w:val="20"/>
+                <w:szCs w:val="20"/>
+              </w:rPr>
               <w:t>Azure DevOps Expert</w:t>
             </w:r>
           </w:p>
@@ -3419,8 +3547,16 @@
                 <w:ilvl w:val="0"/>
                 <w:numId w:val="4"/>
               </w:numPr>
+              <w:rPr>
+                <w:sz w:val="20"/>
+                <w:szCs w:val="20"/>
+              </w:rPr>
             </w:pPr>
             <w:r>
+              <w:rPr>
+                <w:sz w:val="20"/>
+                <w:szCs w:val="20"/>
+              </w:rPr>
               <w:t>Azure Administration Associate</w:t>
             </w:r>
           </w:p>
@@ -3431,11 +3567,23 @@
                 <w:ilvl w:val="0"/>
                 <w:numId w:val="4"/>
               </w:numPr>
+              <w:rPr>
+                <w:sz w:val="20"/>
+                <w:szCs w:val="20"/>
+              </w:rPr>
             </w:pPr>
             <w:r>
+              <w:rPr>
+                <w:sz w:val="20"/>
+                <w:szCs w:val="20"/>
+              </w:rPr>
               <w:t>A</w:t>
             </w:r>
             <w:r>
+              <w:rPr>
+                <w:sz w:val="20"/>
+                <w:szCs w:val="20"/>
+              </w:rPr>
               <w:t>zure Fundamentals</w:t>
             </w:r>
           </w:p>
@@ -3451,16 +3599,32 @@
           <w:p>
             <w:pPr>
               <w:pStyle w:val="ListBullet"/>
+              <w:rPr>
+                <w:sz w:val="20"/>
+                <w:szCs w:val="20"/>
+              </w:rPr>
             </w:pPr>
             <w:r>
+              <w:rPr>
+                <w:sz w:val="20"/>
+                <w:szCs w:val="20"/>
+              </w:rPr>
               <w:t>AWS Developer Associate</w:t>
             </w:r>
           </w:p>
           <w:p>
             <w:pPr>
               <w:pStyle w:val="ListBullet"/>
+              <w:rPr>
+                <w:sz w:val="20"/>
+                <w:szCs w:val="20"/>
+              </w:rPr>
             </w:pPr>
             <w:r>
+              <w:rPr>
+                <w:sz w:val="20"/>
+                <w:szCs w:val="20"/>
+              </w:rPr>
               <w:t>AWS Solutions Architect Associate</w:t>
             </w:r>
           </w:p>
@@ -3556,13 +3720,31 @@
       </w:r>
     </w:p>
     <w:p>
+      <w:pPr>
+        <w:rPr>
+          <w:sz w:val="20"/>
+          <w:szCs w:val="20"/>
+        </w:rPr>
+      </w:pPr>
       <w:r>
+        <w:rPr>
+          <w:sz w:val="20"/>
+          <w:szCs w:val="20"/>
+        </w:rPr>
         <w:t xml:space="preserve">Design and develop </w:t>
       </w:r>
       <w:r>
+        <w:rPr>
+          <w:sz w:val="20"/>
+          <w:szCs w:val="20"/>
+        </w:rPr>
         <w:t>DevOps, Software Design, Security, and IT software solutions</w:t>
       </w:r>
       <w:r>
+        <w:rPr>
+          <w:sz w:val="20"/>
+          <w:szCs w:val="20"/>
+        </w:rPr>
         <w:t>.</w:t>
       </w:r>
     </w:p>
@@ -3629,10 +3811,24 @@
       </w:r>
     </w:p>
     <w:p>
+      <w:pPr>
+        <w:rPr>
+          <w:sz w:val="20"/>
+          <w:szCs w:val="20"/>
+        </w:rPr>
+      </w:pPr>
       <w:r>
+        <w:rPr>
+          <w:sz w:val="20"/>
+          <w:szCs w:val="20"/>
+        </w:rPr>
         <w:t>Design and develop APIs for mobile, web, and b2b.</w:t>
       </w:r>
       <w:r>
+        <w:rPr>
+          <w:sz w:val="20"/>
+          <w:szCs w:val="20"/>
+        </w:rPr>
         <w:br/>
         <w:t>Led an international team of engineers.</w:t>
       </w:r>
@@ -3672,24 +3868,39 @@
         </w:rPr>
         <w:t xml:space="preserve">Principle Software Eng. / </w:t>
       </w:r>
+      <w:proofErr w:type="spellStart"/>
       <w:r>
         <w:rPr>
           <w:rStyle w:val="Emphasis"/>
           <w:sz w:val="28"/>
           <w:szCs w:val="28"/>
         </w:rPr>
-        <w:t>Thermo Fisher Scientific, Branford, CT</w:t>
+        <w:t>Thermo</w:t>
+      </w:r>
+      <w:proofErr w:type="spellEnd"/>
+      <w:r>
+        <w:rPr>
+          <w:rStyle w:val="Emphasis"/>
+          <w:sz w:val="28"/>
+          <w:szCs w:val="28"/>
+        </w:rPr>
+        <w:t xml:space="preserve"> Fisher Scientific, Branford, CT</w:t>
       </w:r>
     </w:p>
     <w:p>
       <w:pPr>
         <w:pStyle w:val="Heading3"/>
+        <w:rPr>
+          <w:sz w:val="20"/>
+          <w:szCs w:val="20"/>
+        </w:rPr>
       </w:pPr>
       <w:r>
         <w:rPr>
           <w:rFonts w:eastAsiaTheme="minorHAnsi" w:cstheme="minorBidi"/>
           <w:caps w:val="0"/>
-          <w:szCs w:val="22"/>
+          <w:sz w:val="20"/>
+          <w:szCs w:val="20"/>
         </w:rPr>
         <w:t>Developed platform applications using Java, Docker, Kubernetes, and AWS.</w:t>
       </w:r>
@@ -3698,6 +3909,26 @@
       <w:pPr>
         <w:pStyle w:val="Heading3"/>
       </w:pPr>
+    </w:p>
+    <w:p>
+      <w:pPr>
+        <w:pStyle w:val="Heading3"/>
+      </w:pPr>
+      <w:r>
+        <w:t>July 201</w:t>
+      </w:r>
+      <w:r>
+        <w:t>4</w:t>
+      </w:r>
+      <w:r>
+        <w:t xml:space="preserve"> –</w:t>
+      </w:r>
+      <w:r>
+        <w:t xml:space="preserve"> JULY 201</w:t>
+      </w:r>
+      <w:r>
+        <w:t>5</w:t>
+      </w:r>
     </w:p>
     <w:p>
       <w:pPr>
@@ -3739,16 +3970,32 @@
       </w:r>
     </w:p>
     <w:p>
+      <w:pPr>
+        <w:rPr>
+          <w:sz w:val="20"/>
+          <w:szCs w:val="20"/>
+        </w:rPr>
+      </w:pPr>
       <w:r>
+        <w:rPr>
+          <w:sz w:val="20"/>
+          <w:szCs w:val="20"/>
+        </w:rPr>
         <w:t>Develop CI/CD pipelines in Jenkins and AWS.</w:t>
       </w:r>
       <w:r>
+        <w:rPr>
+          <w:sz w:val="20"/>
+          <w:szCs w:val="20"/>
+        </w:rPr>
         <w:br/>
-      </w:r>
-      <w:r>
         <w:t xml:space="preserve">Managed reviews and professional </w:t>
       </w:r>
       <w:r>
+        <w:rPr>
+          <w:sz w:val="20"/>
+          <w:szCs w:val="20"/>
+        </w:rPr>
         <w:t>development.</w:t>
       </w:r>
     </w:p>
@@ -30255,6 +30502,7 @@
     <w:rsid w:val="00017D25"/>
     <w:rsid w:val="001D6E7A"/>
     <w:rsid w:val="00210633"/>
+    <w:rsid w:val="00D44E3D"/>
   </w:rsids>
   <m:mathPr>
     <m:mathFont m:val="Cambria Math"/>
